--- a/expanded/packet/NCAA_Expanded_Analysis_Packet.docx
+++ b/expanded/packet/NCAA_Expanded_Analysis_Packet.docx
@@ -890,14 +890,14 @@
           <w:sz w:val="20"/>
           <w:szCs w:val="20"/>
         </w:rPr>
-        <w:t xml:space="preserve">Football revenue predicts lower graduation rates. </w:t>
-      </w:r>
-      <w:r>
-        <w:rPr>
-          <w:sz w:val="20"/>
-          <w:szCs w:val="20"/>
-        </w:rPr>
-        <w:t xml:space="preserve">Controlling for nothing else, more football revenue significantly predicts a LOWER Graduation Success Rate (coefficient -2.67, p = 0.004), the opposite direction from "more resources helps academics," and a different story from the original 30-school project's finding that it's scholarship-investment share, not raw revenue, that drives outcomes.</w:t>
+        <w:t xml:space="preserve">Scholarship reinvestment explains football's revenue effect. </w:t>
+      </w:r>
+      <w:r>
+        <w:rPr>
+          <w:sz w:val="20"/>
+          <w:szCs w:val="20"/>
+        </w:rPr>
+        <w:t xml:space="preserve">On its own, more football revenue significantly predicts a LOWER Graduation Success Rate (p = 0.004). But once scholarship/aid investment share is added to the model, that revenue effect stops being significant (p = 0.328), while aid share itself becomes a significant positive predictor (p = 0.029). It isn't that football money hurts academics; it's that big-revenue programs that don't reinvest proportionally in aid have worse outcomes, replicating the original 30-school project's core finding at this larger scale, and pinpointing it specifically to football.</w:t>
       </w:r>
     </w:p>
     <w:p>
@@ -1113,6 +1113,23 @@
           <w:sz w:val="20"/>
           <w:szCs w:val="20"/>
         </w:rPr>
+        <w:t xml:space="preserve">Pulled institution-level scholarship/aid investment share from a separate EADA data category after confirming, against the raw federal data dictionary, that aid is never reported broken out by individual sport the way revenue and expenses are.</w:t>
+      </w:r>
+    </w:p>
+    <w:p>
+      <w:pPr>
+        <w:pStyle w:val="ListParagraph"/>
+        <w:numPr>
+          <w:ilvl w:val="0"/>
+          <w:numId w:val="3"/>
+        </w:numPr>
+        <w:spacing w:after="70" w:line="252"/>
+      </w:pPr>
+      <w:r>
+        <w:rPr>
+          <w:sz w:val="20"/>
+          <w:szCs w:val="20"/>
+        </w:rPr>
         <w:t xml:space="preserve">Merged all sources into one school-sport panel and ran the regression models in Python (pandas, statsmodels, robust standard errors).</w:t>
       </w:r>
     </w:p>
@@ -1211,7 +1228,7 @@
           <w:sz w:val="20"/>
           <w:szCs w:val="20"/>
         </w:rPr>
-        <w:t xml:space="preserve">Lead with the sport-specific split, not the pooled average: "more money = more wins" is real in basketball and volleyball but weak in football, and football revenue actually predicts worse academic outcomes. Be upfront that the NIL variable is a real but partial proxy (national top-100 presence), not verified spend; nobody publishes that.</w:t>
+        <w:t xml:space="preserve">Lead with the scholarship-share finding, it's the strongest story: revenue alone looks like it hurts football academics, but that's really scholarship reinvestment doing the work, the same mechanism the original 30-school project found, now pinpointed to one sport. Keep the sport-specific win% split as the second beat. Be upfront that the NIL variable is a real but partial proxy (national top-100 presence), not verified spend; nobody publishes that.</w:t>
       </w:r>
     </w:p>
     <w:sectPr>

--- a/expanded/packet/NCAA_Expanded_Analysis_Packet.docx
+++ b/expanded/packet/NCAA_Expanded_Analysis_Packet.docx
@@ -38,6 +38,196 @@
           <w:szCs w:val="19"/>
         </w:rPr>
         <w:t xml:space="preserve">github.com/kellerzachary117/ncaa-revenue-analysis</w:t>
+      </w:r>
+    </w:p>
+    <w:tbl>
+      <w:tblPr>
+        <w:tblW w:type="dxa" w:w="10800"/>
+        <w:tblBorders>
+          <w:top w:val="none"/>
+          <w:left w:val="none"/>
+          <w:bottom w:val="none"/>
+          <w:right w:val="none"/>
+          <w:insideH w:val="none"/>
+          <w:insideV w:val="none"/>
+        </w:tblBorders>
+      </w:tblPr>
+      <w:tblGrid>
+        <w:gridCol w:w="2700"/>
+        <w:gridCol w:w="2700"/>
+        <w:gridCol w:w="2700"/>
+        <w:gridCol w:w="2700"/>
+      </w:tblGrid>
+      <w:tr>
+        <w:tc>
+          <w:tcPr>
+            <w:tcW w:type="dxa" w:w="2700"/>
+            <w:tcMar>
+              <w:top w:type="dxa" w:w="100"/>
+              <w:left w:type="dxa" w:w="80"/>
+              <w:bottom w:type="dxa" w:w="100"/>
+              <w:right w:type="dxa" w:w="80"/>
+            </w:tcMar>
+          </w:tcPr>
+          <w:p>
+            <w:pPr>
+              <w:spacing w:after="20"/>
+              <w:jc w:val="center"/>
+            </w:pPr>
+            <w:r>
+              <w:rPr>
+                <w:b/>
+                <w:bCs/>
+                <w:color w:val="1F3864"/>
+                <w:sz w:val="30"/>
+                <w:szCs w:val="30"/>
+              </w:rPr>
+              <w:t xml:space="preserve">83</w:t>
+            </w:r>
+          </w:p>
+          <w:p>
+            <w:pPr>
+              <w:jc w:val="center"/>
+            </w:pPr>
+            <w:r>
+              <w:rPr>
+                <w:color w:val="595959"/>
+                <w:sz w:val="15"/>
+                <w:szCs w:val="15"/>
+              </w:rPr>
+              <w:t xml:space="preserve">schools analyzed</w:t>
+            </w:r>
+          </w:p>
+        </w:tc>
+        <w:tc>
+          <w:tcPr>
+            <w:tcW w:type="dxa" w:w="2700"/>
+            <w:tcMar>
+              <w:top w:type="dxa" w:w="100"/>
+              <w:left w:type="dxa" w:w="80"/>
+              <w:bottom w:type="dxa" w:w="100"/>
+              <w:right w:type="dxa" w:w="80"/>
+            </w:tcMar>
+          </w:tcPr>
+          <w:p>
+            <w:pPr>
+              <w:spacing w:after="20"/>
+              <w:jc w:val="center"/>
+            </w:pPr>
+            <w:r>
+              <w:rPr>
+                <w:b/>
+                <w:bCs/>
+                <w:color w:val="1F3864"/>
+                <w:sz w:val="30"/>
+                <w:szCs w:val="30"/>
+              </w:rPr>
+              <w:t xml:space="preserve">4</w:t>
+            </w:r>
+          </w:p>
+          <w:p>
+            <w:pPr>
+              <w:jc w:val="center"/>
+            </w:pPr>
+            <w:r>
+              <w:rPr>
+                <w:color w:val="595959"/>
+                <w:sz w:val="15"/>
+                <w:szCs w:val="15"/>
+              </w:rPr>
+              <w:t xml:space="preserve">sports</w:t>
+            </w:r>
+          </w:p>
+        </w:tc>
+        <w:tc>
+          <w:tcPr>
+            <w:tcW w:type="dxa" w:w="2700"/>
+            <w:tcMar>
+              <w:top w:type="dxa" w:w="100"/>
+              <w:left w:type="dxa" w:w="80"/>
+              <w:bottom w:type="dxa" w:w="100"/>
+              <w:right w:type="dxa" w:w="80"/>
+            </w:tcMar>
+          </w:tcPr>
+          <w:p>
+            <w:pPr>
+              <w:spacing w:after="20"/>
+              <w:jc w:val="center"/>
+            </w:pPr>
+            <w:r>
+              <w:rPr>
+                <w:b/>
+                <w:bCs/>
+                <w:color w:val="1F3864"/>
+                <w:sz w:val="30"/>
+                <w:szCs w:val="30"/>
+              </w:rPr>
+              <w:t xml:space="preserve">249</w:t>
+            </w:r>
+          </w:p>
+          <w:p>
+            <w:pPr>
+              <w:jc w:val="center"/>
+            </w:pPr>
+            <w:r>
+              <w:rPr>
+                <w:color w:val="595959"/>
+                <w:sz w:val="15"/>
+                <w:szCs w:val="15"/>
+              </w:rPr>
+              <w:t xml:space="preserve">school-sport rows</w:t>
+            </w:r>
+          </w:p>
+        </w:tc>
+        <w:tc>
+          <w:tcPr>
+            <w:tcW w:type="dxa" w:w="2700"/>
+            <w:tcMar>
+              <w:top w:type="dxa" w:w="100"/>
+              <w:left w:type="dxa" w:w="80"/>
+              <w:bottom w:type="dxa" w:w="100"/>
+              <w:right w:type="dxa" w:w="80"/>
+            </w:tcMar>
+          </w:tcPr>
+          <w:p>
+            <w:pPr>
+              <w:spacing w:after="20"/>
+              <w:jc w:val="center"/>
+            </w:pPr>
+            <w:r>
+              <w:rPr>
+                <w:b/>
+                <w:bCs/>
+                <w:color w:val="1F3864"/>
+                <w:sz w:val="30"/>
+                <w:szCs w:val="30"/>
+              </w:rPr>
+              <w:t xml:space="preserve">p=0.009</w:t>
+            </w:r>
+          </w:p>
+          <w:p>
+            <w:pPr>
+              <w:jc w:val="center"/>
+            </w:pPr>
+            <w:r>
+              <w:rPr>
+                <w:color w:val="595959"/>
+                <w:sz w:val="15"/>
+                <w:szCs w:val="15"/>
+              </w:rPr>
+              <w:t xml:space="preserve">aid share predicts GSR</w:t>
+            </w:r>
+          </w:p>
+        </w:tc>
+      </w:tr>
+    </w:tbl>
+    <w:p>
+      <w:pPr>
+        <w:spacing w:after="20"/>
+      </w:pPr>
+      <w:r>
+        <w:br/>
+        <w:t xml:space="preserve"/>
       </w:r>
     </w:p>
     <w:p>
@@ -857,6 +1047,607 @@
     </w:p>
     <w:p>
       <w:pPr>
+        <w:pStyle w:val="Heading2"/>
+        <w:spacing w:after="80" w:before="160"/>
+      </w:pPr>
+      <w:r>
+        <w:rPr>
+          <w:b/>
+          <w:bCs/>
+          <w:color w:val="1F3864"/>
+          <w:sz w:val="21"/>
+          <w:szCs w:val="21"/>
+        </w:rPr>
+        <w:t xml:space="preserve">By the Numbers</w:t>
+      </w:r>
+    </w:p>
+    <w:tbl>
+      <w:tblPr>
+        <w:tblW w:type="dxa" w:w="10800"/>
+        <w:tblBorders>
+          <w:top w:val="single" w:color="auto" w:sz="4"/>
+          <w:left w:val="single" w:color="auto" w:sz="4"/>
+          <w:bottom w:val="single" w:color="auto" w:sz="4"/>
+          <w:right w:val="single" w:color="auto" w:sz="4"/>
+          <w:insideH w:val="single" w:color="auto" w:sz="4"/>
+          <w:insideV w:val="single" w:color="auto" w:sz="4"/>
+        </w:tblBorders>
+      </w:tblPr>
+      <w:tblGrid>
+        <w:gridCol w:w="2700"/>
+        <w:gridCol w:w="2700"/>
+        <w:gridCol w:w="2700"/>
+        <w:gridCol w:w="2700"/>
+      </w:tblGrid>
+      <w:tr>
+        <w:trPr>
+          <w:tblHeader/>
+        </w:trPr>
+        <w:tc>
+          <w:tcPr>
+            <w:tcW w:type="dxa" w:w="2160"/>
+            <w:shd w:fill="1F3864" w:val="clear"/>
+            <w:tcMar>
+              <w:top w:type="dxa" w:w="40"/>
+              <w:left w:type="dxa" w:w="100"/>
+              <w:bottom w:type="dxa" w:w="40"/>
+              <w:right w:type="dxa" w:w="100"/>
+            </w:tcMar>
+          </w:tcPr>
+          <w:p>
+            <w:pPr>
+              <w:spacing w:after="0"/>
+              <w:jc w:val="left"/>
+            </w:pPr>
+            <w:r>
+              <w:rPr>
+                <w:b/>
+                <w:bCs/>
+                <w:color w:val="FFFFFF"/>
+                <w:sz w:val="18"/>
+                <w:szCs w:val="18"/>
+              </w:rPr>
+              <w:t xml:space="preserve">Sport</w:t>
+            </w:r>
+          </w:p>
+        </w:tc>
+        <w:tc>
+          <w:tcPr>
+            <w:tcW w:type="dxa" w:w="2160"/>
+            <w:shd w:fill="1F3864" w:val="clear"/>
+            <w:tcMar>
+              <w:top w:type="dxa" w:w="40"/>
+              <w:left w:type="dxa" w:w="100"/>
+              <w:bottom w:type="dxa" w:w="40"/>
+              <w:right w:type="dxa" w:w="100"/>
+            </w:tcMar>
+          </w:tcPr>
+          <w:p>
+            <w:pPr>
+              <w:spacing w:after="0"/>
+              <w:jc w:val="center"/>
+            </w:pPr>
+            <w:r>
+              <w:rPr>
+                <w:b/>
+                <w:bCs/>
+                <w:color w:val="FFFFFF"/>
+                <w:sz w:val="18"/>
+                <w:szCs w:val="18"/>
+              </w:rPr>
+              <w:t xml:space="preserve">Avg. Revenue</w:t>
+            </w:r>
+          </w:p>
+        </w:tc>
+        <w:tc>
+          <w:tcPr>
+            <w:tcW w:type="dxa" w:w="2160"/>
+            <w:shd w:fill="1F3864" w:val="clear"/>
+            <w:tcMar>
+              <w:top w:type="dxa" w:w="40"/>
+              <w:left w:type="dxa" w:w="100"/>
+              <w:bottom w:type="dxa" w:w="40"/>
+              <w:right w:type="dxa" w:w="100"/>
+            </w:tcMar>
+          </w:tcPr>
+          <w:p>
+            <w:pPr>
+              <w:spacing w:after="0"/>
+              <w:jc w:val="center"/>
+            </w:pPr>
+            <w:r>
+              <w:rPr>
+                <w:b/>
+                <w:bCs/>
+                <w:color w:val="FFFFFF"/>
+                <w:sz w:val="18"/>
+                <w:szCs w:val="18"/>
+              </w:rPr>
+              <w:t xml:space="preserve">Avg. GSR</w:t>
+            </w:r>
+          </w:p>
+        </w:tc>
+        <w:tc>
+          <w:tcPr>
+            <w:tcW w:type="dxa" w:w="2160"/>
+            <w:shd w:fill="1F3864" w:val="clear"/>
+            <w:tcMar>
+              <w:top w:type="dxa" w:w="40"/>
+              <w:left w:type="dxa" w:w="100"/>
+              <w:bottom w:type="dxa" w:w="40"/>
+              <w:right w:type="dxa" w:w="100"/>
+            </w:tcMar>
+          </w:tcPr>
+          <w:p>
+            <w:pPr>
+              <w:spacing w:after="0"/>
+              <w:jc w:val="center"/>
+            </w:pPr>
+            <w:r>
+              <w:rPr>
+                <w:b/>
+                <w:bCs/>
+                <w:color w:val="FFFFFF"/>
+                <w:sz w:val="18"/>
+                <w:szCs w:val="18"/>
+              </w:rPr>
+              <w:t xml:space="preserve">Avg. Win %</w:t>
+            </w:r>
+          </w:p>
+        </w:tc>
+      </w:tr>
+      <w:tr>
+        <w:tc>
+          <w:tcPr>
+            <w:tcW w:type="dxa" w:w="2160"/>
+            <w:tcMar>
+              <w:top w:type="dxa" w:w="40"/>
+              <w:left w:type="dxa" w:w="100"/>
+              <w:bottom w:type="dxa" w:w="40"/>
+              <w:right w:type="dxa" w:w="100"/>
+            </w:tcMar>
+          </w:tcPr>
+          <w:p>
+            <w:pPr>
+              <w:spacing w:after="0"/>
+              <w:jc w:val="left"/>
+            </w:pPr>
+            <w:r>
+              <w:rPr>
+                <w:b w:val="false"/>
+                <w:bCs w:val="false"/>
+                <w:color w:val="000000"/>
+                <w:sz w:val="16"/>
+                <w:szCs w:val="16"/>
+              </w:rPr>
+              <w:t xml:space="preserve">Football</w:t>
+            </w:r>
+          </w:p>
+        </w:tc>
+        <w:tc>
+          <w:tcPr>
+            <w:tcW w:type="dxa" w:w="2160"/>
+            <w:tcMar>
+              <w:top w:type="dxa" w:w="40"/>
+              <w:left w:type="dxa" w:w="100"/>
+              <w:bottom w:type="dxa" w:w="40"/>
+              <w:right w:type="dxa" w:w="100"/>
+            </w:tcMar>
+          </w:tcPr>
+          <w:p>
+            <w:pPr>
+              <w:spacing w:after="0"/>
+              <w:jc w:val="center"/>
+            </w:pPr>
+            <w:r>
+              <w:rPr>
+                <w:b w:val="false"/>
+                <w:bCs w:val="false"/>
+                <w:color w:val="000000"/>
+                <w:sz w:val="16"/>
+                <w:szCs w:val="16"/>
+              </w:rPr>
+              <w:t xml:space="preserve">$77.2M</w:t>
+            </w:r>
+          </w:p>
+        </w:tc>
+        <w:tc>
+          <w:tcPr>
+            <w:tcW w:type="dxa" w:w="2160"/>
+            <w:tcMar>
+              <w:top w:type="dxa" w:w="40"/>
+              <w:left w:type="dxa" w:w="100"/>
+              <w:bottom w:type="dxa" w:w="40"/>
+              <w:right w:type="dxa" w:w="100"/>
+            </w:tcMar>
+          </w:tcPr>
+          <w:p>
+            <w:pPr>
+              <w:spacing w:after="0"/>
+              <w:jc w:val="center"/>
+            </w:pPr>
+            <w:r>
+              <w:rPr>
+                <w:b w:val="false"/>
+                <w:bCs w:val="false"/>
+                <w:color w:val="000000"/>
+                <w:sz w:val="16"/>
+                <w:szCs w:val="16"/>
+              </w:rPr>
+              <w:t xml:space="preserve">86</w:t>
+            </w:r>
+          </w:p>
+        </w:tc>
+        <w:tc>
+          <w:tcPr>
+            <w:tcW w:type="dxa" w:w="2160"/>
+            <w:tcMar>
+              <w:top w:type="dxa" w:w="40"/>
+              <w:left w:type="dxa" w:w="100"/>
+              <w:bottom w:type="dxa" w:w="40"/>
+              <w:right w:type="dxa" w:w="100"/>
+            </w:tcMar>
+          </w:tcPr>
+          <w:p>
+            <w:pPr>
+              <w:spacing w:after="0"/>
+              <w:jc w:val="center"/>
+            </w:pPr>
+            <w:r>
+              <w:rPr>
+                <w:b w:val="false"/>
+                <w:bCs w:val="false"/>
+                <w:color w:val="000000"/>
+                <w:sz w:val="16"/>
+                <w:szCs w:val="16"/>
+              </w:rPr>
+              <w:t xml:space="preserve">56%</w:t>
+            </w:r>
+          </w:p>
+        </w:tc>
+      </w:tr>
+      <w:tr>
+        <w:tc>
+          <w:tcPr>
+            <w:tcW w:type="dxa" w:w="2160"/>
+            <w:tcMar>
+              <w:top w:type="dxa" w:w="40"/>
+              <w:left w:type="dxa" w:w="100"/>
+              <w:bottom w:type="dxa" w:w="40"/>
+              <w:right w:type="dxa" w:w="100"/>
+            </w:tcMar>
+          </w:tcPr>
+          <w:p>
+            <w:pPr>
+              <w:spacing w:after="0"/>
+              <w:jc w:val="left"/>
+            </w:pPr>
+            <w:r>
+              <w:rPr>
+                <w:b w:val="false"/>
+                <w:bCs w:val="false"/>
+                <w:color w:val="000000"/>
+                <w:sz w:val="16"/>
+                <w:szCs w:val="16"/>
+              </w:rPr>
+              <w:t xml:space="preserve">Basketball</w:t>
+            </w:r>
+          </w:p>
+        </w:tc>
+        <w:tc>
+          <w:tcPr>
+            <w:tcW w:type="dxa" w:w="2160"/>
+            <w:tcMar>
+              <w:top w:type="dxa" w:w="40"/>
+              <w:left w:type="dxa" w:w="100"/>
+              <w:bottom w:type="dxa" w:w="40"/>
+              <w:right w:type="dxa" w:w="100"/>
+            </w:tcMar>
+          </w:tcPr>
+          <w:p>
+            <w:pPr>
+              <w:spacing w:after="0"/>
+              <w:jc w:val="center"/>
+            </w:pPr>
+            <w:r>
+              <w:rPr>
+                <w:b w:val="false"/>
+                <w:bCs w:val="false"/>
+                <w:color w:val="000000"/>
+                <w:sz w:val="16"/>
+                <w:szCs w:val="16"/>
+              </w:rPr>
+              <w:t xml:space="preserve">$22.4M</w:t>
+            </w:r>
+          </w:p>
+        </w:tc>
+        <w:tc>
+          <w:tcPr>
+            <w:tcW w:type="dxa" w:w="2160"/>
+            <w:tcMar>
+              <w:top w:type="dxa" w:w="40"/>
+              <w:left w:type="dxa" w:w="100"/>
+              <w:bottom w:type="dxa" w:w="40"/>
+              <w:right w:type="dxa" w:w="100"/>
+            </w:tcMar>
+          </w:tcPr>
+          <w:p>
+            <w:pPr>
+              <w:spacing w:after="0"/>
+              <w:jc w:val="center"/>
+            </w:pPr>
+            <w:r>
+              <w:rPr>
+                <w:b w:val="false"/>
+                <w:bCs w:val="false"/>
+                <w:color w:val="000000"/>
+                <w:sz w:val="16"/>
+                <w:szCs w:val="16"/>
+              </w:rPr>
+              <w:t xml:space="preserve">80</w:t>
+            </w:r>
+          </w:p>
+        </w:tc>
+        <w:tc>
+          <w:tcPr>
+            <w:tcW w:type="dxa" w:w="2160"/>
+            <w:tcMar>
+              <w:top w:type="dxa" w:w="40"/>
+              <w:left w:type="dxa" w:w="100"/>
+              <w:bottom w:type="dxa" w:w="40"/>
+              <w:right w:type="dxa" w:w="100"/>
+            </w:tcMar>
+          </w:tcPr>
+          <w:p>
+            <w:pPr>
+              <w:spacing w:after="0"/>
+              <w:jc w:val="center"/>
+            </w:pPr>
+            <w:r>
+              <w:rPr>
+                <w:b w:val="false"/>
+                <w:bCs w:val="false"/>
+                <w:color w:val="000000"/>
+                <w:sz w:val="16"/>
+                <w:szCs w:val="16"/>
+              </w:rPr>
+              <w:t xml:space="preserve">59%</w:t>
+            </w:r>
+          </w:p>
+        </w:tc>
+      </w:tr>
+      <w:tr>
+        <w:tc>
+          <w:tcPr>
+            <w:tcW w:type="dxa" w:w="2160"/>
+            <w:tcMar>
+              <w:top w:type="dxa" w:w="40"/>
+              <w:left w:type="dxa" w:w="100"/>
+              <w:bottom w:type="dxa" w:w="40"/>
+              <w:right w:type="dxa" w:w="100"/>
+            </w:tcMar>
+          </w:tcPr>
+          <w:p>
+            <w:pPr>
+              <w:spacing w:after="0"/>
+              <w:jc w:val="left"/>
+            </w:pPr>
+            <w:r>
+              <w:rPr>
+                <w:b w:val="false"/>
+                <w:bCs w:val="false"/>
+                <w:color w:val="000000"/>
+                <w:sz w:val="16"/>
+                <w:szCs w:val="16"/>
+              </w:rPr>
+              <w:t xml:space="preserve">Volleyball</w:t>
+            </w:r>
+          </w:p>
+        </w:tc>
+        <w:tc>
+          <w:tcPr>
+            <w:tcW w:type="dxa" w:w="2160"/>
+            <w:tcMar>
+              <w:top w:type="dxa" w:w="40"/>
+              <w:left w:type="dxa" w:w="100"/>
+              <w:bottom w:type="dxa" w:w="40"/>
+              <w:right w:type="dxa" w:w="100"/>
+            </w:tcMar>
+          </w:tcPr>
+          <w:p>
+            <w:pPr>
+              <w:spacing w:after="0"/>
+              <w:jc w:val="center"/>
+            </w:pPr>
+            <w:r>
+              <w:rPr>
+                <w:b w:val="false"/>
+                <w:bCs w:val="false"/>
+                <w:color w:val="000000"/>
+                <w:sz w:val="16"/>
+                <w:szCs w:val="16"/>
+              </w:rPr>
+              <w:t xml:space="preserve">$2.1M</w:t>
+            </w:r>
+          </w:p>
+        </w:tc>
+        <w:tc>
+          <w:tcPr>
+            <w:tcW w:type="dxa" w:w="2160"/>
+            <w:tcMar>
+              <w:top w:type="dxa" w:w="40"/>
+              <w:left w:type="dxa" w:w="100"/>
+              <w:bottom w:type="dxa" w:w="40"/>
+              <w:right w:type="dxa" w:w="100"/>
+            </w:tcMar>
+          </w:tcPr>
+          <w:p>
+            <w:pPr>
+              <w:spacing w:after="0"/>
+              <w:jc w:val="center"/>
+            </w:pPr>
+            <w:r>
+              <w:rPr>
+                <w:b w:val="false"/>
+                <w:bCs w:val="false"/>
+                <w:color w:val="000000"/>
+                <w:sz w:val="16"/>
+                <w:szCs w:val="16"/>
+              </w:rPr>
+              <w:t xml:space="preserve">97</w:t>
+            </w:r>
+          </w:p>
+        </w:tc>
+        <w:tc>
+          <w:tcPr>
+            <w:tcW w:type="dxa" w:w="2160"/>
+            <w:tcMar>
+              <w:top w:type="dxa" w:w="40"/>
+              <w:left w:type="dxa" w:w="100"/>
+              <w:bottom w:type="dxa" w:w="40"/>
+              <w:right w:type="dxa" w:w="100"/>
+            </w:tcMar>
+          </w:tcPr>
+          <w:p>
+            <w:pPr>
+              <w:spacing w:after="0"/>
+              <w:jc w:val="center"/>
+            </w:pPr>
+            <w:r>
+              <w:rPr>
+                <w:b w:val="false"/>
+                <w:bCs w:val="false"/>
+                <w:color w:val="000000"/>
+                <w:sz w:val="16"/>
+                <w:szCs w:val="16"/>
+              </w:rPr>
+              <w:t xml:space="preserve">58%</w:t>
+            </w:r>
+          </w:p>
+        </w:tc>
+      </w:tr>
+      <w:tr>
+        <w:tc>
+          <w:tcPr>
+            <w:tcW w:type="dxa" w:w="2160"/>
+            <w:tcMar>
+              <w:top w:type="dxa" w:w="40"/>
+              <w:left w:type="dxa" w:w="100"/>
+              <w:bottom w:type="dxa" w:w="40"/>
+              <w:right w:type="dxa" w:w="100"/>
+            </w:tcMar>
+          </w:tcPr>
+          <w:p>
+            <w:pPr>
+              <w:spacing w:after="0"/>
+              <w:jc w:val="left"/>
+            </w:pPr>
+            <w:r>
+              <w:rPr>
+                <w:b w:val="false"/>
+                <w:bCs w:val="false"/>
+                <w:color w:val="000000"/>
+                <w:sz w:val="16"/>
+                <w:szCs w:val="16"/>
+              </w:rPr>
+              <w:t xml:space="preserve">Soccer (equalizer)</w:t>
+            </w:r>
+          </w:p>
+        </w:tc>
+        <w:tc>
+          <w:tcPr>
+            <w:tcW w:type="dxa" w:w="2160"/>
+            <w:tcMar>
+              <w:top w:type="dxa" w:w="40"/>
+              <w:left w:type="dxa" w:w="100"/>
+              <w:bottom w:type="dxa" w:w="40"/>
+              <w:right w:type="dxa" w:w="100"/>
+            </w:tcMar>
+          </w:tcPr>
+          <w:p>
+            <w:pPr>
+              <w:spacing w:after="0"/>
+              <w:jc w:val="center"/>
+            </w:pPr>
+            <w:r>
+              <w:rPr>
+                <w:b w:val="false"/>
+                <w:bCs w:val="false"/>
+                <w:color w:val="000000"/>
+                <w:sz w:val="16"/>
+                <w:szCs w:val="16"/>
+              </w:rPr>
+              <w:t xml:space="preserve">$3.1M</w:t>
+            </w:r>
+          </w:p>
+        </w:tc>
+        <w:tc>
+          <w:tcPr>
+            <w:tcW w:type="dxa" w:w="2160"/>
+            <w:tcMar>
+              <w:top w:type="dxa" w:w="40"/>
+              <w:left w:type="dxa" w:w="100"/>
+              <w:bottom w:type="dxa" w:w="40"/>
+              <w:right w:type="dxa" w:w="100"/>
+            </w:tcMar>
+          </w:tcPr>
+          <w:p>
+            <w:pPr>
+              <w:spacing w:after="0"/>
+              <w:jc w:val="center"/>
+            </w:pPr>
+            <w:r>
+              <w:rPr>
+                <w:b w:val="false"/>
+                <w:bCs w:val="false"/>
+                <w:color w:val="000000"/>
+                <w:sz w:val="16"/>
+                <w:szCs w:val="16"/>
+              </w:rPr>
+              <w:t xml:space="preserve">94</w:t>
+            </w:r>
+          </w:p>
+        </w:tc>
+        <w:tc>
+          <w:tcPr>
+            <w:tcW w:type="dxa" w:w="2160"/>
+            <w:tcMar>
+              <w:top w:type="dxa" w:w="40"/>
+              <w:left w:type="dxa" w:w="100"/>
+              <w:bottom w:type="dxa" w:w="40"/>
+              <w:right w:type="dxa" w:w="100"/>
+            </w:tcMar>
+          </w:tcPr>
+          <w:p>
+            <w:pPr>
+              <w:spacing w:after="0"/>
+              <w:jc w:val="center"/>
+            </w:pPr>
+            <w:r>
+              <w:rPr>
+                <w:b w:val="false"/>
+                <w:bCs w:val="false"/>
+                <w:color w:val="000000"/>
+                <w:sz w:val="16"/>
+                <w:szCs w:val="16"/>
+              </w:rPr>
+              <w:t xml:space="preserve">36%</w:t>
+            </w:r>
+          </w:p>
+        </w:tc>
+      </w:tr>
+    </w:tbl>
+    <w:p>
+      <w:pPr>
+        <w:spacing w:after="40"/>
+      </w:pPr>
+      <w:r>
+        <w:br/>
+        <w:t xml:space="preserve"/>
+      </w:r>
+    </w:p>
+    <w:p>
+      <w:pPr>
         <w:pStyle w:val="Heading1"/>
         <w:pBdr>
           <w:bottom w:val="single" w:color="1F3864" w:sz="6" w:space="4"/>
@@ -902,6 +1693,52 @@
     </w:p>
     <w:p>
       <w:pPr>
+        <w:spacing w:after="120" w:before="80"/>
+        <w:jc w:val="center"/>
+      </w:pPr>
+      <w:r>
+        <w:drawing>
+          <wp:inline distT="0" distB="0" distL="0" distR="0">
+            <wp:extent cx="6096000" cy="3619500"/>
+            <wp:effectExtent t="0" r="0" b="0" l="0"/>
+            <wp:docPr id="1" name="" descr="" title=""/>
+            <wp:cNvGraphicFramePr>
+              <a:graphicFrameLocks xmlns:a="http://schemas.openxmlformats.org/drawingml/2006/main" noChangeAspect="1"/>
+            </wp:cNvGraphicFramePr>
+            <a:graphic xmlns:a="http://schemas.openxmlformats.org/drawingml/2006/main">
+              <a:graphicData uri="http://schemas.openxmlformats.org/drawingml/2006/picture">
+                <pic:pic xmlns:pic="http://schemas.openxmlformats.org/drawingml/2006/picture">
+                  <pic:nvPicPr>
+                    <pic:cNvPr id="0" name="" descr=""/>
+                    <pic:cNvPicPr>
+                      <a:picLocks noChangeAspect="1" noChangeArrowheads="1"/>
+                    </pic:cNvPicPr>
+                  </pic:nvPicPr>
+                  <pic:blipFill>
+                    <a:blip r:embed="rId7" cstate="none"/>
+                    <a:srcRect/>
+                    <a:stretch>
+                      <a:fillRect/>
+                    </a:stretch>
+                  </pic:blipFill>
+                  <pic:spPr bwMode="auto">
+                    <a:xfrm>
+                      <a:off x="0" y="0"/>
+                      <a:ext cx="6096000" cy="3619500"/>
+                    </a:xfrm>
+                    <a:prstGeom prst="rect">
+                      <a:avLst/>
+                    </a:prstGeom>
+                  </pic:spPr>
+                </pic:pic>
+              </a:graphicData>
+            </a:graphic>
+          </wp:inline>
+        </w:drawing>
+      </w:r>
+    </w:p>
+    <w:p>
+      <w:pPr>
         <w:pStyle w:val="ListParagraph"/>
         <w:numPr>
           <w:ilvl w:val="0"/>
@@ -923,7 +1760,53 @@
           <w:sz w:val="20"/>
           <w:szCs w:val="20"/>
         </w:rPr>
-        <w:t xml:space="preserve">Basketball (p &lt; 0.001) and volleyball (p = 0.005) both show real, significant revenue-to-wins relationships. Football's is only marginal (p = 0.075); soccer shows none (small sample).</w:t>
+        <w:t xml:space="preserve">Basketball (p &lt; 0.001) and volleyball (p = 0.005) both show real, significant revenue-to-wins relationships. Football's is only marginal (p = 0.071); soccer shows none (small sample).</w:t>
+      </w:r>
+    </w:p>
+    <w:p>
+      <w:pPr>
+        <w:spacing w:after="120" w:before="80"/>
+        <w:jc w:val="center"/>
+      </w:pPr>
+      <w:r>
+        <w:drawing>
+          <wp:inline distT="0" distB="0" distL="0" distR="0">
+            <wp:extent cx="6096000" cy="2857500"/>
+            <wp:effectExtent t="0" r="0" b="0" l="0"/>
+            <wp:docPr id="1" name="" descr="" title=""/>
+            <wp:cNvGraphicFramePr>
+              <a:graphicFrameLocks xmlns:a="http://schemas.openxmlformats.org/drawingml/2006/main" noChangeAspect="1"/>
+            </wp:cNvGraphicFramePr>
+            <a:graphic xmlns:a="http://schemas.openxmlformats.org/drawingml/2006/main">
+              <a:graphicData uri="http://schemas.openxmlformats.org/drawingml/2006/picture">
+                <pic:pic xmlns:pic="http://schemas.openxmlformats.org/drawingml/2006/picture">
+                  <pic:nvPicPr>
+                    <pic:cNvPr id="0" name="" descr=""/>
+                    <pic:cNvPicPr>
+                      <a:picLocks noChangeAspect="1" noChangeArrowheads="1"/>
+                    </pic:cNvPicPr>
+                  </pic:nvPicPr>
+                  <pic:blipFill>
+                    <a:blip r:embed="rId8" cstate="none"/>
+                    <a:srcRect/>
+                    <a:stretch>
+                      <a:fillRect/>
+                    </a:stretch>
+                  </pic:blipFill>
+                  <pic:spPr bwMode="auto">
+                    <a:xfrm>
+                      <a:off x="0" y="0"/>
+                      <a:ext cx="6096000" cy="2857500"/>
+                    </a:xfrm>
+                    <a:prstGeom prst="rect">
+                      <a:avLst/>
+                    </a:prstGeom>
+                  </pic:spPr>
+                </pic:pic>
+              </a:graphicData>
+            </a:graphic>
+          </wp:inline>
+        </w:drawing>
       </w:r>
     </w:p>
     <w:p>
